--- a/docs/planning/Familiar_Guest_MVP_Development_Plan.docx
+++ b/docs/planning/Familiar_Guest_MVP_Development_Plan.docx
@@ -91,7 +91,7 @@
       <w:r>
         <w:t xml:space="preserve">stylesheet: </w:t>
       </w:r>
-      <w:hyperlink w:history="1" r:id="rIdbw13awmaiphnzvfywtkgi">
+      <w:hyperlink w:history="1" r:id="rId46b2gfpenu7ht2gpgfqaq">
         <w:r>
           <w:rPr>
             <w:rStyle w:val="MdLink"/>
@@ -1984,7 +1984,7 @@
               <w:pStyle w:val="MdTableCell"/>
             </w:pPr>
             <w:r>
-              <w:t xml:space="preserve">Domain (familiarguest.com)</w:t>
+              <w:t xml:space="preserve">Domain (famguest.com)</w:t>
             </w:r>
           </w:p>
         </w:tc>
@@ -3546,7 +3546,7 @@
       </w:r>
       <w:r>
         <w:br/>
-        <w:t xml:space="preserve">familiarguest.com &amp;nbsp;&amp;nbsp;|&amp;nbsp;&amp;nbsp; June 2026</w:t>
+        <w:t xml:space="preserve">famguest.com &amp;nbsp;&amp;nbsp;|&amp;nbsp;&amp;nbsp; June 2026</w:t>
       </w:r>
       <w:r>
         <w:br/>
